--- a/러시아 인권변호사/1부/1부_3화_회색지대.docx
+++ b/러시아 인권변호사/1부/1부_3화_회색지대.docx
@@ -221,6 +221,144 @@
     </w:p>
     <w:p>
       <w:pPr>
+        <w:spacing w:before="0" w:after="110" w:line="300" w:lineRule="auto"/>
+      </w:pPr>
+      <w:r>
+        <w:rPr>
+          <w:rFonts w:ascii="Times New Roman" w:hAnsi="Times New Roman" w:eastAsia="Malgun Gothic"/>
+          <w:b/>
+          <w:i w:val="0"/>
+          <w:sz w:val="22"/>
+        </w:rPr>
+        <w:t xml:space="preserve">Лёша: </w:t>
+      </w:r>
+      <w:r>
+        <w:rPr>
+          <w:rFonts w:ascii="Times New Roman" w:hAnsi="Times New Roman" w:eastAsia="Malgun Gothic"/>
+          <w:b w:val="0"/>
+          <w:i w:val="0"/>
+          <w:sz w:val="22"/>
+        </w:rPr>
+        <w:t>Вы с ним сталкивались раньше?</w:t>
+      </w:r>
+    </w:p>
+    <w:p>
+      <w:pPr>
+        <w:spacing w:before="0" w:after="110" w:line="300" w:lineRule="auto"/>
+      </w:pPr>
+      <w:r>
+        <w:rPr>
+          <w:rFonts w:ascii="Times New Roman" w:hAnsi="Times New Roman" w:eastAsia="Malgun Gothic"/>
+          <w:b/>
+          <w:i w:val="0"/>
+          <w:sz w:val="22"/>
+        </w:rPr>
+        <w:t xml:space="preserve">Быков: </w:t>
+      </w:r>
+      <w:r>
+        <w:rPr>
+          <w:rFonts w:ascii="Times New Roman" w:hAnsi="Times New Roman" w:eastAsia="Malgun Gothic"/>
+          <w:b w:val="0"/>
+          <w:i w:val="0"/>
+          <w:sz w:val="22"/>
+        </w:rPr>
+        <w:t>Лично — нет. Но в этом городе трудно найти дело, где его имя не мелькало бы хотя бы в сноске. Ткани, химия — и, говорят, скоро доберётся до недр.</w:t>
+      </w:r>
+    </w:p>
+    <w:p>
+      <w:pPr>
+        <w:spacing w:before="0" w:after="110" w:line="300" w:lineRule="auto"/>
+      </w:pPr>
+      <w:r>
+        <w:rPr>
+          <w:rFonts w:ascii="Times New Roman" w:hAnsi="Times New Roman" w:eastAsia="Malgun Gothic"/>
+          <w:b/>
+          <w:i w:val="0"/>
+          <w:sz w:val="22"/>
+        </w:rPr>
+        <w:t xml:space="preserve">Лёша: </w:t>
+      </w:r>
+      <w:r>
+        <w:rPr>
+          <w:rFonts w:ascii="Times New Roman" w:hAnsi="Times New Roman" w:eastAsia="Malgun Gothic"/>
+          <w:b w:val="0"/>
+          <w:i w:val="0"/>
+          <w:sz w:val="22"/>
+        </w:rPr>
+        <w:t>Система — в каком смысле?</w:t>
+      </w:r>
+    </w:p>
+    <w:p>
+      <w:pPr>
+        <w:spacing w:before="0" w:after="110" w:line="300" w:lineRule="auto"/>
+      </w:pPr>
+      <w:r>
+        <w:rPr>
+          <w:rFonts w:ascii="Times New Roman" w:hAnsi="Times New Roman" w:eastAsia="Malgun Gothic"/>
+          <w:b/>
+          <w:i w:val="0"/>
+          <w:sz w:val="22"/>
+        </w:rPr>
+        <w:t xml:space="preserve">Быков: </w:t>
+      </w:r>
+      <w:r>
+        <w:rPr>
+          <w:rFonts w:ascii="Times New Roman" w:hAnsi="Times New Roman" w:eastAsia="Malgun Gothic"/>
+          <w:b w:val="0"/>
+          <w:i w:val="0"/>
+          <w:sz w:val="22"/>
+        </w:rPr>
+        <w:t>В том смысле, что на одного Литвинова работают десятки юристов, бухгалтеров и чиновников. А на нас с тобой — только мы сами. И чайник.</w:t>
+      </w:r>
+    </w:p>
+    <w:p>
+      <w:pPr>
+        <w:spacing w:before="0" w:after="110" w:line="300" w:lineRule="auto"/>
+      </w:pPr>
+      <w:r>
+        <w:rPr>
+          <w:rFonts w:ascii="Times New Roman" w:hAnsi="Times New Roman" w:eastAsia="Malgun Gothic"/>
+          <w:b/>
+          <w:i w:val="0"/>
+          <w:sz w:val="22"/>
+        </w:rPr>
+        <w:t xml:space="preserve">Лёша: </w:t>
+      </w:r>
+      <w:r>
+        <w:rPr>
+          <w:rFonts w:ascii="Times New Roman" w:hAnsi="Times New Roman" w:eastAsia="Malgun Gothic"/>
+          <w:b w:val="0"/>
+          <w:i w:val="0"/>
+          <w:sz w:val="22"/>
+        </w:rPr>
+        <w:t>Так что, откажем им?</w:t>
+      </w:r>
+    </w:p>
+    <w:p>
+      <w:pPr>
+        <w:spacing w:before="0" w:after="110" w:line="300" w:lineRule="auto"/>
+      </w:pPr>
+      <w:r>
+        <w:rPr>
+          <w:rFonts w:ascii="Times New Roman" w:hAnsi="Times New Roman" w:eastAsia="Malgun Gothic"/>
+          <w:b/>
+          <w:i w:val="0"/>
+          <w:sz w:val="22"/>
+        </w:rPr>
+        <w:t xml:space="preserve">Быков: </w:t>
+      </w:r>
+      <w:r>
+        <w:rPr>
+          <w:rFonts w:ascii="Times New Roman" w:hAnsi="Times New Roman" w:eastAsia="Malgun Gothic"/>
+          <w:b w:val="0"/>
+          <w:i w:val="0"/>
+          <w:sz w:val="22"/>
+        </w:rPr>
+        <w:t>Разве я сказал «откажем»? Я сказал «осторожно». Зови их, Алексей. И поставь чайник — они наверняка после ночной смены.</w:t>
+      </w:r>
+    </w:p>
+    <w:p>
+      <w:pPr>
         <w:keepNext/>
         <w:spacing w:before="320" w:after="140"/>
       </w:pPr>
@@ -361,7 +499,7 @@
           <w:i w:val="0"/>
           <w:sz w:val="22"/>
         </w:rPr>
-        <w:t xml:space="preserve">Быков: </w:t>
+        <w:t xml:space="preserve">Лёша: </w:t>
       </w:r>
       <w:r>
         <w:rPr>
@@ -370,7 +508,7 @@
           <w:i w:val="0"/>
           <w:sz w:val="22"/>
         </w:rPr>
-        <w:t>Сколько человек готовы подписать коллективную жалобу?</w:t>
+        <w:t>Кто именно это говорит? Мастер, начальник смены?</w:t>
       </w:r>
     </w:p>
     <w:p>
@@ -393,7 +531,7 @@
           <w:i w:val="0"/>
           <w:sz w:val="22"/>
         </w:rPr>
-        <w:t>Пока пятнадцать. Но, боюсь, останется меньше, как только узнают на фабрике.</w:t>
+        <w:t>Мастер. А мастеру — директор. А директору — кто-то повыше, мы уже не разбираемся.</w:t>
       </w:r>
     </w:p>
     <w:p>
@@ -416,7 +554,7 @@
           <w:i w:val="0"/>
           <w:sz w:val="22"/>
         </w:rPr>
-        <w:t>Почему?</w:t>
+        <w:t>Учёт часов кто-нибудь вёл? Хоть записи от руки?</w:t>
       </w:r>
     </w:p>
     <w:p>
@@ -439,7 +577,7 @@
           <w:i w:val="0"/>
           <w:sz w:val="22"/>
         </w:rPr>
-        <w:t>Потому что фабрика — это единственная работа в посёлке. А у людей семьи.</w:t>
+        <w:t>Я вела. В тетрадке, каждый день, уже восемь месяцев. Девчонки смеялись — бухгалтерия, говорят, домашняя.</w:t>
       </w:r>
     </w:p>
     <w:p>
@@ -459,10 +597,20 @@
         <w:rPr>
           <w:rFonts w:ascii="Times New Roman" w:hAnsi="Times New Roman" w:eastAsia="Malgun Gothic"/>
           <w:b w:val="0"/>
+          <w:i/>
+          <w:color w:val="555555"/>
+          <w:sz w:val="22"/>
+        </w:rPr>
+        <w:t>(Лёше)</w:t>
+      </w:r>
+      <w:r>
+        <w:rPr>
+          <w:rFonts w:ascii="Times New Roman" w:hAnsi="Times New Roman" w:eastAsia="Malgun Gothic"/>
+          <w:b w:val="0"/>
           <w:i w:val="0"/>
           <w:sz w:val="22"/>
         </w:rPr>
-        <w:t>Знакомая история.</w:t>
+        <w:t xml:space="preserve"> Вот это, Алексей, дороже иной экспертизы. Человек, который восемь месяцев пишет в тетрадку, не выдумывает.</w:t>
       </w:r>
     </w:p>
     <w:p>
@@ -476,7 +624,7 @@
           <w:i w:val="0"/>
           <w:sz w:val="22"/>
         </w:rPr>
-        <w:t xml:space="preserve">Марина: </w:t>
+        <w:t xml:space="preserve">Лёша: </w:t>
       </w:r>
       <w:r>
         <w:rPr>
@@ -485,7 +633,7 @@
           <w:i w:val="0"/>
           <w:sz w:val="22"/>
         </w:rPr>
-        <w:t>Вы поможете?</w:t>
+        <w:t>Марина, тетрадку нужно будет принести. Нам понадобится каждая страница.</w:t>
       </w:r>
     </w:p>
     <w:p>
@@ -499,7 +647,7 @@
           <w:i w:val="0"/>
           <w:sz w:val="22"/>
         </w:rPr>
-        <w:t xml:space="preserve">Лёша: </w:t>
+        <w:t xml:space="preserve">Марина: </w:t>
       </w:r>
       <w:r>
         <w:rPr>
@@ -508,7 +656,7 @@
           <w:i w:val="0"/>
           <w:sz w:val="22"/>
         </w:rPr>
-        <w:t>Мы попробуем. Но должен предупредить — Литвинов не будет молчать.</w:t>
+        <w:t>Принесу. Я её под матрасом держу, от греха подальше.</w:t>
       </w:r>
     </w:p>
     <w:p>
@@ -522,7 +670,7 @@
           <w:i w:val="0"/>
           <w:sz w:val="22"/>
         </w:rPr>
-        <w:t xml:space="preserve">Марина: </w:t>
+        <w:t xml:space="preserve">Быков: </w:t>
       </w:r>
       <w:r>
         <w:rPr>
@@ -531,7 +679,191 @@
           <w:i w:val="0"/>
           <w:sz w:val="22"/>
         </w:rPr>
+        <w:t>Сколько человек готовы подписать коллективную жалобу?</w:t>
+      </w:r>
+    </w:p>
+    <w:p>
+      <w:pPr>
+        <w:spacing w:before="0" w:after="110" w:line="300" w:lineRule="auto"/>
+      </w:pPr>
+      <w:r>
+        <w:rPr>
+          <w:rFonts w:ascii="Times New Roman" w:hAnsi="Times New Roman" w:eastAsia="Malgun Gothic"/>
+          <w:b/>
+          <w:i w:val="0"/>
+          <w:sz w:val="22"/>
+        </w:rPr>
+        <w:t xml:space="preserve">Марина: </w:t>
+      </w:r>
+      <w:r>
+        <w:rPr>
+          <w:rFonts w:ascii="Times New Roman" w:hAnsi="Times New Roman" w:eastAsia="Malgun Gothic"/>
+          <w:b w:val="0"/>
+          <w:i w:val="0"/>
+          <w:sz w:val="22"/>
+        </w:rPr>
+        <w:t>Пока пятнадцать. Но, боюсь, останется меньше, как только узнают на фабрике.</w:t>
+      </w:r>
+    </w:p>
+    <w:p>
+      <w:pPr>
+        <w:spacing w:before="0" w:after="110" w:line="300" w:lineRule="auto"/>
+      </w:pPr>
+      <w:r>
+        <w:rPr>
+          <w:rFonts w:ascii="Times New Roman" w:hAnsi="Times New Roman" w:eastAsia="Malgun Gothic"/>
+          <w:b/>
+          <w:i w:val="0"/>
+          <w:sz w:val="22"/>
+        </w:rPr>
+        <w:t xml:space="preserve">Лёша: </w:t>
+      </w:r>
+      <w:r>
+        <w:rPr>
+          <w:rFonts w:ascii="Times New Roman" w:hAnsi="Times New Roman" w:eastAsia="Malgun Gothic"/>
+          <w:b w:val="0"/>
+          <w:i w:val="0"/>
+          <w:sz w:val="22"/>
+        </w:rPr>
+        <w:t>Почему?</w:t>
+      </w:r>
+    </w:p>
+    <w:p>
+      <w:pPr>
+        <w:spacing w:before="0" w:after="110" w:line="300" w:lineRule="auto"/>
+      </w:pPr>
+      <w:r>
+        <w:rPr>
+          <w:rFonts w:ascii="Times New Roman" w:hAnsi="Times New Roman" w:eastAsia="Malgun Gothic"/>
+          <w:b/>
+          <w:i w:val="0"/>
+          <w:sz w:val="22"/>
+        </w:rPr>
+        <w:t xml:space="preserve">Марина: </w:t>
+      </w:r>
+      <w:r>
+        <w:rPr>
+          <w:rFonts w:ascii="Times New Roman" w:hAnsi="Times New Roman" w:eastAsia="Malgun Gothic"/>
+          <w:b w:val="0"/>
+          <w:i w:val="0"/>
+          <w:sz w:val="22"/>
+        </w:rPr>
+        <w:t>Потому что фабрика — это единственная работа в посёлке. А у людей семьи.</w:t>
+      </w:r>
+    </w:p>
+    <w:p>
+      <w:pPr>
+        <w:spacing w:before="0" w:after="110" w:line="300" w:lineRule="auto"/>
+      </w:pPr>
+      <w:r>
+        <w:rPr>
+          <w:rFonts w:ascii="Times New Roman" w:hAnsi="Times New Roman" w:eastAsia="Malgun Gothic"/>
+          <w:b/>
+          <w:i w:val="0"/>
+          <w:sz w:val="22"/>
+        </w:rPr>
+        <w:t xml:space="preserve">Быков: </w:t>
+      </w:r>
+      <w:r>
+        <w:rPr>
+          <w:rFonts w:ascii="Times New Roman" w:hAnsi="Times New Roman" w:eastAsia="Malgun Gothic"/>
+          <w:b w:val="0"/>
+          <w:i w:val="0"/>
+          <w:sz w:val="22"/>
+        </w:rPr>
+        <w:t>Знакомая история.</w:t>
+      </w:r>
+    </w:p>
+    <w:p>
+      <w:pPr>
+        <w:spacing w:before="0" w:after="110" w:line="300" w:lineRule="auto"/>
+      </w:pPr>
+      <w:r>
+        <w:rPr>
+          <w:rFonts w:ascii="Times New Roman" w:hAnsi="Times New Roman" w:eastAsia="Malgun Gothic"/>
+          <w:b/>
+          <w:i w:val="0"/>
+          <w:sz w:val="22"/>
+        </w:rPr>
+        <w:t xml:space="preserve">Марина: </w:t>
+      </w:r>
+      <w:r>
+        <w:rPr>
+          <w:rFonts w:ascii="Times New Roman" w:hAnsi="Times New Roman" w:eastAsia="Malgun Gothic"/>
+          <w:b w:val="0"/>
+          <w:i w:val="0"/>
+          <w:sz w:val="22"/>
+        </w:rPr>
+        <w:t>Вы поможете?</w:t>
+      </w:r>
+    </w:p>
+    <w:p>
+      <w:pPr>
+        <w:spacing w:before="0" w:after="110" w:line="300" w:lineRule="auto"/>
+      </w:pPr>
+      <w:r>
+        <w:rPr>
+          <w:rFonts w:ascii="Times New Roman" w:hAnsi="Times New Roman" w:eastAsia="Malgun Gothic"/>
+          <w:b/>
+          <w:i w:val="0"/>
+          <w:sz w:val="22"/>
+        </w:rPr>
+        <w:t xml:space="preserve">Лёша: </w:t>
+      </w:r>
+      <w:r>
+        <w:rPr>
+          <w:rFonts w:ascii="Times New Roman" w:hAnsi="Times New Roman" w:eastAsia="Malgun Gothic"/>
+          <w:b w:val="0"/>
+          <w:i w:val="0"/>
+          <w:sz w:val="22"/>
+        </w:rPr>
+        <w:t>Мы попробуем. Но должен предупредить — Литвинов не будет молчать.</w:t>
+      </w:r>
+    </w:p>
+    <w:p>
+      <w:pPr>
+        <w:spacing w:before="0" w:after="110" w:line="300" w:lineRule="auto"/>
+      </w:pPr>
+      <w:r>
+        <w:rPr>
+          <w:rFonts w:ascii="Times New Roman" w:hAnsi="Times New Roman" w:eastAsia="Malgun Gothic"/>
+          <w:b/>
+          <w:i w:val="0"/>
+          <w:sz w:val="22"/>
+        </w:rPr>
+        <w:t xml:space="preserve">Марина: </w:t>
+      </w:r>
+      <w:r>
+        <w:rPr>
+          <w:rFonts w:ascii="Times New Roman" w:hAnsi="Times New Roman" w:eastAsia="Malgun Gothic"/>
+          <w:b w:val="0"/>
+          <w:i w:val="0"/>
+          <w:sz w:val="22"/>
+        </w:rPr>
         <w:t>Мы это понимаем. Хуже, чем сейчас, уже некуда.</w:t>
+      </w:r>
+    </w:p>
+    <w:p>
+      <w:pPr>
+        <w:spacing w:before="0" w:after="110" w:line="300" w:lineRule="auto"/>
+      </w:pPr>
+      <w:r>
+        <w:rPr>
+          <w:rFonts w:ascii="Times New Roman" w:hAnsi="Times New Roman" w:eastAsia="Malgun Gothic"/>
+          <w:b/>
+          <w:i w:val="0"/>
+          <w:sz w:val="22"/>
+        </w:rPr>
+        <w:t xml:space="preserve">Быков: </w:t>
+      </w:r>
+      <w:r>
+        <w:rPr>
+          <w:rFonts w:ascii="Times New Roman" w:hAnsi="Times New Roman" w:eastAsia="Malgun Gothic"/>
+          <w:b w:val="0"/>
+          <w:i w:val="0"/>
+          <w:sz w:val="22"/>
+        </w:rPr>
+        <w:t>Хуже всегда есть куда, Марина, простите за прямоту. Но если вы готовы идти до конца — мы тоже готовы.</w:t>
       </w:r>
     </w:p>
     <w:p>
@@ -879,7 +1211,7 @@
           <w:i w:val="0"/>
           <w:sz w:val="22"/>
         </w:rPr>
-        <w:t>А если мы откажемся?</w:t>
+        <w:t>А откуда вы знаете, что их именно пятнадцать? Жалоба ещё не подана.</w:t>
       </w:r>
     </w:p>
     <w:p>
@@ -894,15 +1226,6 @@
           <w:sz w:val="22"/>
         </w:rPr>
         <w:t xml:space="preserve">Балагин: </w:t>
-      </w:r>
-      <w:r>
-        <w:rPr>
-          <w:rFonts w:ascii="Times New Roman" w:hAnsi="Times New Roman" w:eastAsia="Malgun Gothic"/>
-          <w:b w:val="0"/>
-          <w:i w:val="0"/>
-          <w:sz w:val="22"/>
-        </w:rPr>
-        <w:t xml:space="preserve">Тогда дело затянется на годы. И я не уверен, что все пятнадцать выдержат это ожидание. </w:t>
       </w:r>
       <w:r>
         <w:rPr>
@@ -912,6 +1235,117 @@
           <w:color w:val="555555"/>
           <w:sz w:val="22"/>
         </w:rPr>
+        <w:t>(пауза)</w:t>
+      </w:r>
+      <w:r>
+        <w:rPr>
+          <w:rFonts w:ascii="Times New Roman" w:hAnsi="Times New Roman" w:eastAsia="Malgun Gothic"/>
+          <w:b w:val="0"/>
+          <w:i w:val="0"/>
+          <w:sz w:val="22"/>
+        </w:rPr>
+        <w:t xml:space="preserve"> Город маленький, молодой человек. Слухи ходят быстрее почты.</w:t>
+      </w:r>
+    </w:p>
+    <w:p>
+      <w:pPr>
+        <w:spacing w:before="0" w:after="110" w:line="300" w:lineRule="auto"/>
+      </w:pPr>
+      <w:r>
+        <w:rPr>
+          <w:rFonts w:ascii="Times New Roman" w:hAnsi="Times New Roman" w:eastAsia="Malgun Gothic"/>
+          <w:b/>
+          <w:i w:val="0"/>
+          <w:sz w:val="22"/>
+        </w:rPr>
+        <w:t xml:space="preserve">Быков: </w:t>
+      </w:r>
+      <w:r>
+        <w:rPr>
+          <w:rFonts w:ascii="Times New Roman" w:hAnsi="Times New Roman" w:eastAsia="Malgun Gothic"/>
+          <w:b w:val="0"/>
+          <w:i w:val="0"/>
+          <w:sz w:val="22"/>
+        </w:rPr>
+        <w:t>Слухи — или ваши люди на фабрике?</w:t>
+      </w:r>
+    </w:p>
+    <w:p>
+      <w:pPr>
+        <w:spacing w:before="0" w:after="110" w:line="300" w:lineRule="auto"/>
+      </w:pPr>
+      <w:r>
+        <w:rPr>
+          <w:rFonts w:ascii="Times New Roman" w:hAnsi="Times New Roman" w:eastAsia="Malgun Gothic"/>
+          <w:b/>
+          <w:i w:val="0"/>
+          <w:sz w:val="22"/>
+        </w:rPr>
+        <w:t xml:space="preserve">Балагин: </w:t>
+      </w:r>
+      <w:r>
+        <w:rPr>
+          <w:rFonts w:ascii="Times New Roman" w:hAnsi="Times New Roman" w:eastAsia="Malgun Gothic"/>
+          <w:b w:val="0"/>
+          <w:i w:val="0"/>
+          <w:sz w:val="22"/>
+        </w:rPr>
+        <w:t>Какая разница, Виктор Петрович, если цифра верная?</w:t>
+      </w:r>
+    </w:p>
+    <w:p>
+      <w:pPr>
+        <w:spacing w:before="0" w:after="110" w:line="300" w:lineRule="auto"/>
+      </w:pPr>
+      <w:r>
+        <w:rPr>
+          <w:rFonts w:ascii="Times New Roman" w:hAnsi="Times New Roman" w:eastAsia="Malgun Gothic"/>
+          <w:b/>
+          <w:i w:val="0"/>
+          <w:sz w:val="22"/>
+        </w:rPr>
+        <w:t xml:space="preserve">Лёша: </w:t>
+      </w:r>
+      <w:r>
+        <w:rPr>
+          <w:rFonts w:ascii="Times New Roman" w:hAnsi="Times New Roman" w:eastAsia="Malgun Gothic"/>
+          <w:b w:val="0"/>
+          <w:i w:val="0"/>
+          <w:sz w:val="22"/>
+        </w:rPr>
+        <w:t>А если мы откажемся?</w:t>
+      </w:r>
+    </w:p>
+    <w:p>
+      <w:pPr>
+        <w:spacing w:before="0" w:after="110" w:line="300" w:lineRule="auto"/>
+      </w:pPr>
+      <w:r>
+        <w:rPr>
+          <w:rFonts w:ascii="Times New Roman" w:hAnsi="Times New Roman" w:eastAsia="Malgun Gothic"/>
+          <w:b/>
+          <w:i w:val="0"/>
+          <w:sz w:val="22"/>
+        </w:rPr>
+        <w:t xml:space="preserve">Балагин: </w:t>
+      </w:r>
+      <w:r>
+        <w:rPr>
+          <w:rFonts w:ascii="Times New Roman" w:hAnsi="Times New Roman" w:eastAsia="Malgun Gothic"/>
+          <w:b w:val="0"/>
+          <w:i w:val="0"/>
+          <w:sz w:val="22"/>
+        </w:rPr>
+        <w:t xml:space="preserve">Тогда дело затянется на годы. И я не уверен, что все пятнадцать выдержат это ожидание. </w:t>
+      </w:r>
+      <w:r>
+        <w:rPr>
+          <w:rFonts w:ascii="Times New Roman" w:hAnsi="Times New Roman" w:eastAsia="Malgun Gothic"/>
+          <w:b w:val="0"/>
+          <w:i/>
+          <w:color w:val="555555"/>
+          <w:sz w:val="22"/>
+        </w:rPr>
         <w:t>(встаёт)</w:t>
       </w:r>
       <w:r>
@@ -1080,6 +1514,98 @@
     </w:p>
     <w:p>
       <w:pPr>
+        <w:spacing w:before="0" w:after="110" w:line="300" w:lineRule="auto"/>
+      </w:pPr>
+      <w:r>
+        <w:rPr>
+          <w:rFonts w:ascii="Times New Roman" w:hAnsi="Times New Roman" w:eastAsia="Malgun Gothic"/>
+          <w:b/>
+          <w:i w:val="0"/>
+          <w:sz w:val="22"/>
+        </w:rPr>
+        <w:t xml:space="preserve">Лёша: </w:t>
+      </w:r>
+      <w:r>
+        <w:rPr>
+          <w:rFonts w:ascii="Times New Roman" w:hAnsi="Times New Roman" w:eastAsia="Malgun Gothic"/>
+          <w:b w:val="0"/>
+          <w:i w:val="0"/>
+          <w:sz w:val="22"/>
+        </w:rPr>
+        <w:t>А если они возьмут деньги, а потом будут жалеть?</w:t>
+      </w:r>
+    </w:p>
+    <w:p>
+      <w:pPr>
+        <w:spacing w:before="0" w:after="110" w:line="300" w:lineRule="auto"/>
+      </w:pPr>
+      <w:r>
+        <w:rPr>
+          <w:rFonts w:ascii="Times New Roman" w:hAnsi="Times New Roman" w:eastAsia="Malgun Gothic"/>
+          <w:b/>
+          <w:i w:val="0"/>
+          <w:sz w:val="22"/>
+        </w:rPr>
+        <w:t xml:space="preserve">Быков: </w:t>
+      </w:r>
+      <w:r>
+        <w:rPr>
+          <w:rFonts w:ascii="Times New Roman" w:hAnsi="Times New Roman" w:eastAsia="Malgun Gothic"/>
+          <w:b w:val="0"/>
+          <w:i w:val="0"/>
+          <w:sz w:val="22"/>
+        </w:rPr>
+        <w:t>Кто-то будет. Но это будет их сожаление, а не наше решение за них. Мы не опекуны, Алексей, мы адвокаты.</w:t>
+      </w:r>
+    </w:p>
+    <w:p>
+      <w:pPr>
+        <w:spacing w:before="0" w:after="110" w:line="300" w:lineRule="auto"/>
+      </w:pPr>
+      <w:r>
+        <w:rPr>
+          <w:rFonts w:ascii="Times New Roman" w:hAnsi="Times New Roman" w:eastAsia="Malgun Gothic"/>
+          <w:b/>
+          <w:i w:val="0"/>
+          <w:sz w:val="22"/>
+        </w:rPr>
+        <w:t xml:space="preserve">Лёша: </w:t>
+      </w:r>
+      <w:r>
+        <w:rPr>
+          <w:rFonts w:ascii="Times New Roman" w:hAnsi="Times New Roman" w:eastAsia="Malgun Gothic"/>
+          <w:b w:val="0"/>
+          <w:i w:val="0"/>
+          <w:sz w:val="22"/>
+        </w:rPr>
+        <w:t>Мне всё равно кажется, что мы бросаем их одних с этим выбором.</w:t>
+      </w:r>
+    </w:p>
+    <w:p>
+      <w:pPr>
+        <w:spacing w:before="0" w:after="110" w:line="300" w:lineRule="auto"/>
+      </w:pPr>
+      <w:r>
+        <w:rPr>
+          <w:rFonts w:ascii="Times New Roman" w:hAnsi="Times New Roman" w:eastAsia="Malgun Gothic"/>
+          <w:b/>
+          <w:i w:val="0"/>
+          <w:sz w:val="22"/>
+        </w:rPr>
+        <w:t xml:space="preserve">Быков: </w:t>
+      </w:r>
+      <w:r>
+        <w:rPr>
+          <w:rFonts w:ascii="Times New Roman" w:hAnsi="Times New Roman" w:eastAsia="Malgun Gothic"/>
+          <w:b w:val="0"/>
+          <w:i w:val="0"/>
+          <w:sz w:val="22"/>
+        </w:rPr>
+        <w:t>Мы говорим им правду о цене. Бросим — если скроем её.</w:t>
+      </w:r>
+    </w:p>
+    <w:p>
+      <w:pPr>
         <w:keepNext/>
         <w:spacing w:before="320" w:after="140"/>
       </w:pPr>
@@ -1266,6 +1792,52 @@
           <w:i w:val="0"/>
           <w:sz w:val="22"/>
         </w:rPr>
+        <w:t xml:space="preserve">Марина: </w:t>
+      </w:r>
+      <w:r>
+        <w:rPr>
+          <w:rFonts w:ascii="Times New Roman" w:hAnsi="Times New Roman" w:eastAsia="Malgun Gothic"/>
+          <w:b w:val="0"/>
+          <w:i w:val="0"/>
+          <w:sz w:val="22"/>
+        </w:rPr>
+        <w:t>Я не сужу. Я просто помню, как ты на собрании громче всех кричал.</w:t>
+      </w:r>
+    </w:p>
+    <w:p>
+      <w:pPr>
+        <w:spacing w:before="0" w:after="110" w:line="300" w:lineRule="auto"/>
+      </w:pPr>
+      <w:r>
+        <w:rPr>
+          <w:rFonts w:ascii="Times New Roman" w:hAnsi="Times New Roman" w:eastAsia="Malgun Gothic"/>
+          <w:b/>
+          <w:i w:val="0"/>
+          <w:sz w:val="22"/>
+        </w:rPr>
+        <w:t xml:space="preserve">Стёпа: </w:t>
+      </w:r>
+      <w:r>
+        <w:rPr>
+          <w:rFonts w:ascii="Times New Roman" w:hAnsi="Times New Roman" w:eastAsia="Malgun Gothic"/>
+          <w:b w:val="0"/>
+          <w:i w:val="0"/>
+          <w:sz w:val="22"/>
+        </w:rPr>
+        <w:t>Кричать легко, Марина. Кормить потом трудно.</w:t>
+      </w:r>
+    </w:p>
+    <w:p>
+      <w:pPr>
+        <w:spacing w:before="0" w:after="110" w:line="300" w:lineRule="auto"/>
+      </w:pPr>
+      <w:r>
+        <w:rPr>
+          <w:rFonts w:ascii="Times New Roman" w:hAnsi="Times New Roman" w:eastAsia="Malgun Gothic"/>
+          <w:b/>
+          <w:i w:val="0"/>
+          <w:sz w:val="22"/>
+        </w:rPr>
         <w:t xml:space="preserve">Лёша: </w:t>
       </w:r>
       <w:r>
@@ -1359,6 +1931,127 @@
     </w:p>
     <w:p>
       <w:pPr>
+        <w:spacing w:before="0" w:after="110" w:line="300" w:lineRule="auto"/>
+      </w:pPr>
+      <w:r>
+        <w:rPr>
+          <w:rFonts w:ascii="Times New Roman" w:hAnsi="Times New Roman" w:eastAsia="Malgun Gothic"/>
+          <w:b/>
+          <w:i w:val="0"/>
+          <w:sz w:val="22"/>
+        </w:rPr>
+        <w:t xml:space="preserve">Лёша: </w:t>
+      </w:r>
+      <w:r>
+        <w:rPr>
+          <w:rFonts w:ascii="Times New Roman" w:hAnsi="Times New Roman" w:eastAsia="Malgun Gothic"/>
+          <w:b w:val="0"/>
+          <w:i w:val="0"/>
+          <w:sz w:val="22"/>
+        </w:rPr>
+        <w:t>Если передумаете — приходите. Посмотрим, что можно сделать с этим соглашением.</w:t>
+      </w:r>
+    </w:p>
+    <w:p>
+      <w:pPr>
+        <w:spacing w:before="0" w:after="110" w:line="300" w:lineRule="auto"/>
+      </w:pPr>
+      <w:r>
+        <w:rPr>
+          <w:rFonts w:ascii="Times New Roman" w:hAnsi="Times New Roman" w:eastAsia="Malgun Gothic"/>
+          <w:b/>
+          <w:i w:val="0"/>
+          <w:sz w:val="22"/>
+        </w:rPr>
+        <w:t xml:space="preserve">Стёпа: </w:t>
+      </w:r>
+      <w:r>
+        <w:rPr>
+          <w:rFonts w:ascii="Times New Roman" w:hAnsi="Times New Roman" w:eastAsia="Malgun Gothic"/>
+          <w:b w:val="0"/>
+          <w:i w:val="0"/>
+          <w:sz w:val="22"/>
+        </w:rPr>
+        <w:t xml:space="preserve">Не передумаю. </w:t>
+      </w:r>
+      <w:r>
+        <w:rPr>
+          <w:rFonts w:ascii="Times New Roman" w:hAnsi="Times New Roman" w:eastAsia="Malgun Gothic"/>
+          <w:b w:val="0"/>
+          <w:i/>
+          <w:color w:val="555555"/>
+          <w:sz w:val="22"/>
+        </w:rPr>
+        <w:t>(уходя, не оборачиваясь)</w:t>
+      </w:r>
+      <w:r>
+        <w:rPr>
+          <w:rFonts w:ascii="Times New Roman" w:hAnsi="Times New Roman" w:eastAsia="Malgun Gothic"/>
+          <w:b w:val="0"/>
+          <w:i w:val="0"/>
+          <w:sz w:val="22"/>
+        </w:rPr>
+        <w:t xml:space="preserve"> Удачи вам, Марина. Правда, удачи.</w:t>
+      </w:r>
+    </w:p>
+    <w:p>
+      <w:pPr>
+        <w:spacing w:before="0" w:after="110" w:line="300" w:lineRule="auto"/>
+      </w:pPr>
+      <w:r>
+        <w:rPr>
+          <w:rFonts w:ascii="Times New Roman" w:hAnsi="Times New Roman" w:eastAsia="Malgun Gothic"/>
+          <w:b/>
+          <w:i w:val="0"/>
+          <w:sz w:val="22"/>
+        </w:rPr>
+        <w:t xml:space="preserve">Марина: </w:t>
+      </w:r>
+      <w:r>
+        <w:rPr>
+          <w:rFonts w:ascii="Times New Roman" w:hAnsi="Times New Roman" w:eastAsia="Malgun Gothic"/>
+          <w:b w:val="0"/>
+          <w:i/>
+          <w:color w:val="555555"/>
+          <w:sz w:val="22"/>
+        </w:rPr>
+        <w:t>(после его ухода)</w:t>
+      </w:r>
+      <w:r>
+        <w:rPr>
+          <w:rFonts w:ascii="Times New Roman" w:hAnsi="Times New Roman" w:eastAsia="Malgun Gothic"/>
+          <w:b w:val="0"/>
+          <w:i w:val="0"/>
+          <w:sz w:val="22"/>
+        </w:rPr>
+        <w:t xml:space="preserve"> Четырнадцать, Алексей Николаевич. Нас теперь четырнадцать.</w:t>
+      </w:r>
+    </w:p>
+    <w:p>
+      <w:pPr>
+        <w:spacing w:before="0" w:after="110" w:line="300" w:lineRule="auto"/>
+      </w:pPr>
+      <w:r>
+        <w:rPr>
+          <w:rFonts w:ascii="Times New Roman" w:hAnsi="Times New Roman" w:eastAsia="Malgun Gothic"/>
+          <w:b/>
+          <w:i w:val="0"/>
+          <w:sz w:val="22"/>
+        </w:rPr>
+        <w:t xml:space="preserve">Лёша: </w:t>
+      </w:r>
+      <w:r>
+        <w:rPr>
+          <w:rFonts w:ascii="Times New Roman" w:hAnsi="Times New Roman" w:eastAsia="Malgun Gothic"/>
+          <w:b w:val="0"/>
+          <w:i w:val="0"/>
+          <w:sz w:val="22"/>
+        </w:rPr>
+        <w:t>Четырнадцать — тоже много, если больше никто не уйдёт.</w:t>
+      </w:r>
+    </w:p>
+    <w:p>
+      <w:pPr>
         <w:keepNext/>
         <w:spacing w:before="320" w:after="140"/>
       </w:pPr>
@@ -1508,6 +2201,52 @@
           <w:i w:val="0"/>
           <w:sz w:val="22"/>
         </w:rPr>
+        <w:t>Вы на удивление много знаете о моих планах на жизнь.</w:t>
+      </w:r>
+    </w:p>
+    <w:p>
+      <w:pPr>
+        <w:spacing w:before="0" w:after="110" w:line="300" w:lineRule="auto"/>
+      </w:pPr>
+      <w:r>
+        <w:rPr>
+          <w:rFonts w:ascii="Times New Roman" w:hAnsi="Times New Roman" w:eastAsia="Malgun Gothic"/>
+          <w:b/>
+          <w:i w:val="0"/>
+          <w:sz w:val="22"/>
+        </w:rPr>
+        <w:t xml:space="preserve">Балагин: </w:t>
+      </w:r>
+      <w:r>
+        <w:rPr>
+          <w:rFonts w:ascii="Times New Roman" w:hAnsi="Times New Roman" w:eastAsia="Malgun Gothic"/>
+          <w:b w:val="0"/>
+          <w:i w:val="0"/>
+          <w:sz w:val="22"/>
+        </w:rPr>
+        <w:t>Это моя работа — знать, чего хотят люди. Обычно все хотят одного и того же, просто стесняются в этом признаться.</w:t>
+      </w:r>
+    </w:p>
+    <w:p>
+      <w:pPr>
+        <w:spacing w:before="0" w:after="110" w:line="300" w:lineRule="auto"/>
+      </w:pPr>
+      <w:r>
+        <w:rPr>
+          <w:rFonts w:ascii="Times New Roman" w:hAnsi="Times New Roman" w:eastAsia="Malgun Gothic"/>
+          <w:b/>
+          <w:i w:val="0"/>
+          <w:sz w:val="22"/>
+        </w:rPr>
+        <w:t xml:space="preserve">Лёша: </w:t>
+      </w:r>
+      <w:r>
+        <w:rPr>
+          <w:rFonts w:ascii="Times New Roman" w:hAnsi="Times New Roman" w:eastAsia="Malgun Gothic"/>
+          <w:b w:val="0"/>
+          <w:i w:val="0"/>
+          <w:sz w:val="22"/>
+        </w:rPr>
         <w:t>А если я откажусь?</w:t>
       </w:r>
     </w:p>
@@ -1717,6 +2456,62 @@
     </w:p>
     <w:p>
       <w:pPr>
+        <w:spacing w:before="0" w:after="110" w:line="300" w:lineRule="auto"/>
+      </w:pPr>
+      <w:r>
+        <w:rPr>
+          <w:rFonts w:ascii="Times New Roman" w:hAnsi="Times New Roman" w:eastAsia="Malgun Gothic"/>
+          <w:b/>
+          <w:i w:val="0"/>
+          <w:sz w:val="22"/>
+        </w:rPr>
+        <w:t xml:space="preserve">Балагин: </w:t>
+      </w:r>
+      <w:r>
+        <w:rPr>
+          <w:rFonts w:ascii="Times New Roman" w:hAnsi="Times New Roman" w:eastAsia="Malgun Gothic"/>
+          <w:b w:val="0"/>
+          <w:i w:val="0"/>
+          <w:sz w:val="22"/>
+        </w:rPr>
+        <w:t>Другая сторона, Алексей Николаевич, обычно ведёт в тупик. Вот моя визитка — на случай, если тупик окажется слишком тесным.</w:t>
+      </w:r>
+    </w:p>
+    <w:p>
+      <w:pPr>
+        <w:spacing w:before="0" w:after="110" w:line="300" w:lineRule="auto"/>
+      </w:pPr>
+      <w:r>
+        <w:rPr>
+          <w:rFonts w:ascii="Times New Roman" w:hAnsi="Times New Roman" w:eastAsia="Malgun Gothic"/>
+          <w:b/>
+          <w:i w:val="0"/>
+          <w:sz w:val="22"/>
+        </w:rPr>
+        <w:t xml:space="preserve">Лёша: </w:t>
+      </w:r>
+      <w:r>
+        <w:rPr>
+          <w:rFonts w:ascii="Times New Roman" w:hAnsi="Times New Roman" w:eastAsia="Malgun Gothic"/>
+          <w:b w:val="0"/>
+          <w:i/>
+          <w:color w:val="555555"/>
+          <w:sz w:val="22"/>
+        </w:rPr>
+        <w:t>(не берёт визитку)</w:t>
+      </w:r>
+      <w:r>
+        <w:rPr>
+          <w:rFonts w:ascii="Times New Roman" w:hAnsi="Times New Roman" w:eastAsia="Malgun Gothic"/>
+          <w:b w:val="0"/>
+          <w:i w:val="0"/>
+          <w:sz w:val="22"/>
+        </w:rPr>
+        <w:t xml:space="preserve"> Оставьте себе. Вдруг пригодится для того, кто продаётся.</w:t>
+      </w:r>
+    </w:p>
+    <w:p>
+      <w:pPr>
         <w:keepNext/>
         <w:spacing w:before="320" w:after="140"/>
       </w:pPr>
@@ -1820,6 +2615,52 @@
           <w:i w:val="0"/>
           <w:sz w:val="22"/>
         </w:rPr>
+        <w:t>Лично? Не думал, что вы тратите время на такие мелочи.</w:t>
+      </w:r>
+    </w:p>
+    <w:p>
+      <w:pPr>
+        <w:spacing w:before="0" w:after="110" w:line="300" w:lineRule="auto"/>
+      </w:pPr>
+      <w:r>
+        <w:rPr>
+          <w:rFonts w:ascii="Times New Roman" w:hAnsi="Times New Roman" w:eastAsia="Malgun Gothic"/>
+          <w:b/>
+          <w:i w:val="0"/>
+          <w:sz w:val="22"/>
+        </w:rPr>
+        <w:t xml:space="preserve">Литвинов: </w:t>
+      </w:r>
+      <w:r>
+        <w:rPr>
+          <w:rFonts w:ascii="Times New Roman" w:hAnsi="Times New Roman" w:eastAsia="Malgun Gothic"/>
+          <w:b w:val="0"/>
+          <w:i w:val="0"/>
+          <w:sz w:val="22"/>
+        </w:rPr>
+        <w:t>Мелочи, молодой человек, — единственное, на что стоит тратить время. Большие дела делаются сами, если вовремя убрать мелочи.</w:t>
+      </w:r>
+    </w:p>
+    <w:p>
+      <w:pPr>
+        <w:spacing w:before="0" w:after="110" w:line="300" w:lineRule="auto"/>
+      </w:pPr>
+      <w:r>
+        <w:rPr>
+          <w:rFonts w:ascii="Times New Roman" w:hAnsi="Times New Roman" w:eastAsia="Malgun Gothic"/>
+          <w:b/>
+          <w:i w:val="0"/>
+          <w:sz w:val="22"/>
+        </w:rPr>
+        <w:t xml:space="preserve">Лёша: </w:t>
+      </w:r>
+      <w:r>
+        <w:rPr>
+          <w:rFonts w:ascii="Times New Roman" w:hAnsi="Times New Roman" w:eastAsia="Malgun Gothic"/>
+          <w:b w:val="0"/>
+          <w:i w:val="0"/>
+          <w:sz w:val="22"/>
+        </w:rPr>
         <w:t>Ваши люди пытались купить свидетелей и предложили взятку мне лично.</w:t>
       </w:r>
     </w:p>
@@ -2192,6 +3033,163 @@
           <w:sz w:val="22"/>
         </w:rPr>
         <w:t>То же, что держало Уварова. Упрямство. И, если повезёт, ещё пара человек рядом, которые не отпустят руку.</w:t>
+      </w:r>
+    </w:p>
+    <w:p>
+      <w:pPr>
+        <w:spacing w:before="0" w:after="110" w:line="300" w:lineRule="auto"/>
+      </w:pPr>
+      <w:r>
+        <w:rPr>
+          <w:rFonts w:ascii="Times New Roman" w:hAnsi="Times New Roman" w:eastAsia="Malgun Gothic"/>
+          <w:b/>
+          <w:i w:val="0"/>
+          <w:sz w:val="22"/>
+        </w:rPr>
+        <w:t xml:space="preserve">Лёша: </w:t>
+      </w:r>
+      <w:r>
+        <w:rPr>
+          <w:rFonts w:ascii="Times New Roman" w:hAnsi="Times New Roman" w:eastAsia="Malgun Gothic"/>
+          <w:b w:val="0"/>
+          <w:i w:val="0"/>
+          <w:sz w:val="22"/>
+        </w:rPr>
+        <w:t>Вы про себя и про меня?</w:t>
+      </w:r>
+    </w:p>
+    <w:p>
+      <w:pPr>
+        <w:spacing w:before="0" w:after="110" w:line="300" w:lineRule="auto"/>
+      </w:pPr>
+      <w:r>
+        <w:rPr>
+          <w:rFonts w:ascii="Times New Roman" w:hAnsi="Times New Roman" w:eastAsia="Malgun Gothic"/>
+          <w:b/>
+          <w:i w:val="0"/>
+          <w:sz w:val="22"/>
+        </w:rPr>
+        <w:t xml:space="preserve">Быков: </w:t>
+      </w:r>
+      <w:r>
+        <w:rPr>
+          <w:rFonts w:ascii="Times New Roman" w:hAnsi="Times New Roman" w:eastAsia="Malgun Gothic"/>
+          <w:b w:val="0"/>
+          <w:i w:val="0"/>
+          <w:sz w:val="22"/>
+        </w:rPr>
+        <w:t xml:space="preserve">И про Марину с её тетрадкой. И про тех, кого мы ещё не встретили. </w:t>
+      </w:r>
+      <w:r>
+        <w:rPr>
+          <w:rFonts w:ascii="Times New Roman" w:hAnsi="Times New Roman" w:eastAsia="Malgun Gothic"/>
+          <w:b w:val="0"/>
+          <w:i/>
+          <w:color w:val="555555"/>
+          <w:sz w:val="22"/>
+        </w:rPr>
+        <w:t>(пауза)</w:t>
+      </w:r>
+      <w:r>
+        <w:rPr>
+          <w:rFonts w:ascii="Times New Roman" w:hAnsi="Times New Roman" w:eastAsia="Malgun Gothic"/>
+          <w:b w:val="0"/>
+          <w:i w:val="0"/>
+          <w:sz w:val="22"/>
+        </w:rPr>
+        <w:t xml:space="preserve"> Иди домой, Алексей. Завтра обзвони всех четырнадцать — каждой нужно услышать, что её не бросили.</w:t>
+      </w:r>
+    </w:p>
+    <w:p>
+      <w:pPr>
+        <w:spacing w:before="0" w:after="110" w:line="300" w:lineRule="auto"/>
+      </w:pPr>
+      <w:r>
+        <w:rPr>
+          <w:rFonts w:ascii="Times New Roman" w:hAnsi="Times New Roman" w:eastAsia="Malgun Gothic"/>
+          <w:b/>
+          <w:i w:val="0"/>
+          <w:sz w:val="22"/>
+        </w:rPr>
+        <w:t xml:space="preserve">Лёша: </w:t>
+      </w:r>
+      <w:r>
+        <w:rPr>
+          <w:rFonts w:ascii="Times New Roman" w:hAnsi="Times New Roman" w:eastAsia="Malgun Gothic"/>
+          <w:b w:val="0"/>
+          <w:i w:val="0"/>
+          <w:sz w:val="22"/>
+        </w:rPr>
+        <w:t>А Стёпе позвонить?</w:t>
+      </w:r>
+    </w:p>
+    <w:p>
+      <w:pPr>
+        <w:spacing w:before="0" w:after="110" w:line="300" w:lineRule="auto"/>
+      </w:pPr>
+      <w:r>
+        <w:rPr>
+          <w:rFonts w:ascii="Times New Roman" w:hAnsi="Times New Roman" w:eastAsia="Malgun Gothic"/>
+          <w:b/>
+          <w:i w:val="0"/>
+          <w:sz w:val="22"/>
+        </w:rPr>
+        <w:t xml:space="preserve">Быков: </w:t>
+      </w:r>
+      <w:r>
+        <w:rPr>
+          <w:rFonts w:ascii="Times New Roman" w:hAnsi="Times New Roman" w:eastAsia="Malgun Gothic"/>
+          <w:b w:val="0"/>
+          <w:i w:val="0"/>
+          <w:sz w:val="22"/>
+        </w:rPr>
+        <w:t>И Стёпе. Через месяц.</w:t>
+      </w:r>
+    </w:p>
+    <w:p>
+      <w:pPr>
+        <w:spacing w:before="0" w:after="110" w:line="300" w:lineRule="auto"/>
+      </w:pPr>
+      <w:r>
+        <w:rPr>
+          <w:rFonts w:ascii="Times New Roman" w:hAnsi="Times New Roman" w:eastAsia="Malgun Gothic"/>
+          <w:b/>
+          <w:i w:val="0"/>
+          <w:sz w:val="22"/>
+        </w:rPr>
+        <w:t xml:space="preserve">Лёша: </w:t>
+      </w:r>
+      <w:r>
+        <w:rPr>
+          <w:rFonts w:ascii="Times New Roman" w:hAnsi="Times New Roman" w:eastAsia="Malgun Gothic"/>
+          <w:b w:val="0"/>
+          <w:i w:val="0"/>
+          <w:sz w:val="22"/>
+        </w:rPr>
+        <w:t>Зачем? Он же сделал выбор.</w:t>
+      </w:r>
+    </w:p>
+    <w:p>
+      <w:pPr>
+        <w:spacing w:before="0" w:after="110" w:line="300" w:lineRule="auto"/>
+      </w:pPr>
+      <w:r>
+        <w:rPr>
+          <w:rFonts w:ascii="Times New Roman" w:hAnsi="Times New Roman" w:eastAsia="Malgun Gothic"/>
+          <w:b/>
+          <w:i w:val="0"/>
+          <w:sz w:val="22"/>
+        </w:rPr>
+        <w:t xml:space="preserve">Быков: </w:t>
+      </w:r>
+      <w:r>
+        <w:rPr>
+          <w:rFonts w:ascii="Times New Roman" w:hAnsi="Times New Roman" w:eastAsia="Malgun Gothic"/>
+          <w:b w:val="0"/>
+          <w:i w:val="0"/>
+          <w:sz w:val="22"/>
+        </w:rPr>
+        <w:t>Сделал. Но человеку важно знать, что его за этот выбор не прокляли. Иначе в следующий раз он и слушать нас не станет.</w:t>
       </w:r>
     </w:p>
     <w:p>

--- a/러시아 인권변호사/1부/1부_3화_회색지대.docx
+++ b/러시아 인권변호사/1부/1부_3화_회색지대.docx
@@ -3228,7 +3228,7 @@
           <w:i w:val="0"/>
           <w:sz w:val="22"/>
         </w:rPr>
-        <w:t xml:space="preserve"> — 원작에서는 서적상이 시인을 설득하며 하는 말이다. 장면 6에서 발라긴이 료샤의 “Я не продаюсь”에 대한 냉소적 응수로 인용하며 “양심이 아니라 노동시간을 사는 것”이라고 포장한다. 료샤는 “내 시간은 이미 열네 명의 직공에게 팔렸다”고 받아쳐 유혹을 거절한다.</w:t>
+        <w:t xml:space="preserve"> — 한국어 해설: 원작에서는 서적상이 시인을 설득하며 하는 말이다. 장면 6에서 발라긴이 료샤의 “Я не продаюсь”에 대한 냉소적 응수로 인용하며 “양심이 아니라 노동시간을 사는 것”이라고 포장한다. 료샤는 “내 시간은 이미 열네 명의 직공에게 팔렸다”고 받아쳐 유혹을 거절한다.</w:t>
       </w:r>
     </w:p>
     <w:p>
@@ -3251,7 +3251,7 @@
           <w:i w:val="0"/>
           <w:sz w:val="22"/>
         </w:rPr>
-        <w:t xml:space="preserve"> — 치치코프의 아버지가 아들에게 남긴 유훈. 장면 8에서 비코프가 스툐파의 이탈을 두고 인용하고, 료샤가 “리트비노프는 산 영혼을 사들인다”고 잇는다. 비코프의 “돈은 중력”이라는 경구로 이어지는 3화의 주제 인용.</w:t>
+        <w:t xml:space="preserve"> — 한국어 해설: 치치코프의 아버지가 아들에게 남긴 유훈. 장면 8에서 비코프가 스툐파의 이탈을 두고 인용하고, 료샤가 “리트비노프는 산 영혼을 사들인다”고 잇는다. 비코프의 “돈은 중력”이라는 경구로 이어지는 3화의 주제 인용.</w:t>
       </w:r>
     </w:p>
     <w:p>
